--- a/Tonghop.docx
+++ b/Tonghop.docx
@@ -50,15 +50,10 @@
     <w:p>
       <w:pPr>
         <w:spacing w:after="240" w:lineRule="auto"/>
-        <w:rPr>
-          <w:i w:val="1"/>
-          <w:iCs w:val="1"/>
-        </w:rPr>
-      </w:pPr>
-      <w:r>
-        <w:rPr>
-          <w:i w:val="1"/>
-          <w:iCs w:val="1"/>
+        <w:rPr/>
+      </w:pPr>
+      <w:r>
+        <w:rPr>
           <w:rtl w:val="0"/>
         </w:rPr>
         <w:t xml:space="preserve">Tiêu chí DoD: Lên staging; kiểm thử quan trọng đạt; không còn lỗi cao; đạt kiểm tra quyền riêng tư.</w:t>
@@ -956,6 +951,7 @@
         </w:numPr>
         <w:spacing w:after="0" w:afterAutospacing="0" w:lineRule="auto"/>
         <w:ind w:left="720" w:hanging="360"/>
+        <w:rPr/>
       </w:pPr>
       <w:r>
         <w:rPr>
@@ -974,20 +970,13 @@
         </w:numPr>
         <w:spacing w:after="0" w:afterAutospacing="0" w:lineRule="auto"/>
         <w:ind w:left="1440" w:hanging="360"/>
-      </w:pPr>
-      <w:r>
-        <w:rPr>
-          <w:i w:val="1"/>
-          <w:iCs w:val="1"/>
-          <w:rtl w:val="0"/>
-        </w:rPr>
-        <w:t xml:space="preserve">Tác động:</w:t>
-      </w:r>
-      <w:r>
-        <w:rPr>
-          <w:rtl w:val="0"/>
-        </w:rPr>
-        <w:t xml:space="preserve"> Phá vỡ tính minh bạch (Transparency) của Scrum. Việc ép "nghiệm thu" biến Review thành buổi báo cáo hợp đồng thay vì không gian cộng tác Inspect &amp; Adapt, đồng thời tạo ra nợ kỹ thuật (Technical Debt) khổng lồ cho Sprint sau.</w:t>
+        <w:rPr/>
+      </w:pPr>
+      <w:r>
+        <w:rPr>
+          <w:rtl w:val="0"/>
+        </w:rPr>
+        <w:t xml:space="preserve">Tác động: Phá vỡ tính minh bạch (Transparency) của Scrum. Việc ép "nghiệm thu" biến Review thành buổi báo cáo hợp đồng thay vì không gian cộng tác Inspect &amp; Adapt, đồng thời tạo ra nợ kỹ thuật (Technical Debt) khổng lồ cho Sprint sau.</w:t>
       </w:r>
     </w:p>
     <w:p>
@@ -998,6 +987,7 @@
         </w:numPr>
         <w:spacing w:after="0" w:afterAutospacing="0" w:lineRule="auto"/>
         <w:ind w:left="720" w:hanging="360"/>
+        <w:rPr/>
       </w:pPr>
       <w:r>
         <w:rPr>
@@ -1016,20 +1006,13 @@
         </w:numPr>
         <w:spacing w:after="240" w:lineRule="auto"/>
         <w:ind w:left="1440" w:hanging="360"/>
-      </w:pPr>
-      <w:r>
-        <w:rPr>
-          <w:i w:val="1"/>
-          <w:iCs w:val="1"/>
-          <w:rtl w:val="0"/>
-        </w:rPr>
-        <w:t xml:space="preserve">Tác động:</w:t>
-      </w:r>
-      <w:r>
-        <w:rPr>
-          <w:rtl w:val="0"/>
-        </w:rPr>
-        <w:t xml:space="preserve"> Phá vỡ tính linh hoạt và khả năng dự báo. Feedback cần được đánh giá, ước lượng và đưa vào Product Backlog để xếp độ ưu tiên, không phải là cam kết bắt buộc cho Sprint tiếp theo.</w:t>
+        <w:rPr/>
+      </w:pPr>
+      <w:r>
+        <w:rPr>
+          <w:rtl w:val="0"/>
+        </w:rPr>
+        <w:t xml:space="preserve">Tác động: Phá vỡ tính linh hoạt và khả năng dự báo. Feedback cần được đánh giá, ước lượng và đưa vào Product Backlog để xếp độ ưu tiên, không phải là cam kết bắt buộc cho Sprint tiếp theo.</w:t>
       </w:r>
     </w:p>
     <w:p>
@@ -1085,6 +1068,7 @@
         </w:numPr>
         <w:spacing w:after="0" w:afterAutospacing="0" w:lineRule="auto"/>
         <w:ind w:left="720" w:hanging="360"/>
+        <w:rPr/>
       </w:pPr>
       <w:r>
         <w:rPr>
@@ -1109,6 +1093,7 @@
         </w:numPr>
         <w:spacing w:after="0" w:afterAutospacing="0" w:lineRule="auto"/>
         <w:ind w:left="720" w:hanging="360"/>
+        <w:rPr/>
       </w:pPr>
       <w:r>
         <w:rPr>
@@ -1122,15 +1107,7 @@
         <w:rPr>
           <w:rtl w:val="0"/>
         </w:rPr>
-        <w:t xml:space="preserve"> Nhóm Phát triển (Developers) trình bày SC-61 và SC-65 trên môi trường staging. Đặt câu hỏi mở cho Stakeholder: </w:t>
-      </w:r>
-      <w:r>
-        <w:rPr>
-          <w:i w:val="1"/>
-          <w:iCs w:val="1"/>
-          <w:rtl w:val="0"/>
-        </w:rPr>
-        <w:t xml:space="preserve">"Anh/chị thấy luồng xử lý AI này tác động thế nào đến thời gian phản hồi thực tế?"</w:t>
+        <w:t xml:space="preserve"> Nhóm Phát triển (Developers) trình bày SC-61 và SC-65 trên môi trường staging. Đặt câu hỏi mở cho Stakeholder: "Anh/chị thấy luồng xử lý AI này tác động thế nào đến thời gian phản hồi thực tế?"</w:t>
       </w:r>
     </w:p>
     <w:p>
@@ -1141,6 +1118,7 @@
         </w:numPr>
         <w:spacing w:after="0" w:afterAutospacing="0" w:lineRule="auto"/>
         <w:ind w:left="720" w:hanging="360"/>
+        <w:rPr/>
       </w:pPr>
       <w:r>
         <w:rPr>
@@ -1165,6 +1143,7 @@
         </w:numPr>
         <w:spacing w:after="240" w:lineRule="auto"/>
         <w:ind w:left="720" w:hanging="360"/>
+        <w:rPr/>
       </w:pPr>
       <w:r>
         <w:rPr>
@@ -2579,20 +2558,13 @@
         </w:numPr>
         <w:spacing w:after="0" w:afterAutospacing="0" w:lineRule="auto"/>
         <w:ind w:left="720" w:hanging="360"/>
-      </w:pPr>
-      <w:r>
-        <w:rPr>
-          <w:i w:val="1"/>
-          <w:iCs w:val="1"/>
-          <w:rtl w:val="0"/>
-        </w:rPr>
-        <w:t xml:space="preserve">Lý do:</w:t>
-      </w:r>
-      <w:r>
-        <w:rPr>
-          <w:rtl w:val="0"/>
-        </w:rPr>
-        <w:t xml:space="preserve"> Điểm an toàn 2.8/5 không cho phép dùng Start-Stop-Continue vì sẽ kích hoạt cơ chế phòng vệ và đổ lỗi. 4Ls bắt đầu bằng "Liked" (Ghi nhận) và "Learned" (Bài học), giúp hạ nhiệt không khí trước khi đối mặt với "Lacked" (Điểm thiếu hụt như Integration chậm, đổi rule qua tin nhắn).</w:t>
+        <w:rPr/>
+      </w:pPr>
+      <w:r>
+        <w:rPr>
+          <w:rtl w:val="0"/>
+        </w:rPr>
+        <w:t xml:space="preserve">Lý do: Điểm an toàn 2.8/5 không cho phép dùng Start-Stop-Continue vì sẽ kích hoạt cơ chế phòng vệ và đổ lỗi. 4Ls bắt đầu bằng "Liked" (Ghi nhận) và "Learned" (Bài học), giúp hạ nhiệt không khí trước khi đối mặt với "Lacked" (Điểm thiếu hụt như Integration chậm, đổi rule qua tin nhắn).</w:t>
       </w:r>
     </w:p>
     <w:p>
@@ -2603,20 +2575,13 @@
         </w:numPr>
         <w:spacing w:after="240" w:lineRule="auto"/>
         <w:ind w:left="720" w:hanging="360"/>
-      </w:pPr>
-      <w:r>
-        <w:rPr>
-          <w:i w:val="1"/>
-          <w:iCs w:val="1"/>
-          <w:rtl w:val="0"/>
-        </w:rPr>
-        <w:t xml:space="preserve">Điều kiện kết hợp:</w:t>
-      </w:r>
-      <w:r>
-        <w:rPr>
-          <w:rtl w:val="0"/>
-        </w:rPr>
-        <w:t xml:space="preserve"> Khi điểm an toàn tăng lên &gt; 4.0 ở các Sprint sau, có thể chuyển sang Start-Stop-Continue để chốt hành động nhanh hơn.</w:t>
+        <w:rPr/>
+      </w:pPr>
+      <w:r>
+        <w:rPr>
+          <w:rtl w:val="0"/>
+        </w:rPr>
+        <w:t xml:space="preserve">Điều kiện kết hợp: Khi điểm an toàn tăng lên &gt; 4.0 ở các Sprint sau, có thể chuyển sang Start-Stop-Continue để chốt hành động nhanh hơn.</w:t>
       </w:r>
     </w:p>
     <w:p>
@@ -2650,15 +2615,10 @@
     <w:p>
       <w:pPr>
         <w:spacing w:after="240" w:lineRule="auto"/>
-        <w:rPr>
-          <w:i w:val="1"/>
-          <w:iCs w:val="1"/>
-        </w:rPr>
-      </w:pPr>
-      <w:r>
-        <w:rPr>
-          <w:i w:val="1"/>
-          <w:iCs w:val="1"/>
+        <w:rPr/>
+      </w:pPr>
+      <w:r>
+        <w:rPr>
           <w:rtl w:val="0"/>
         </w:rPr>
         <w:t xml:space="preserve">Không mời quản lý vận hành để đảm bảo an toàn tâm lý.</w:t>
@@ -2689,6 +2649,7 @@
         </w:numPr>
         <w:spacing w:after="0" w:afterAutospacing="0" w:lineRule="auto"/>
         <w:ind w:left="720" w:hanging="360"/>
+        <w:rPr/>
       </w:pPr>
       <w:r>
         <w:rPr>
@@ -2713,6 +2674,7 @@
         </w:numPr>
         <w:spacing w:after="0" w:afterAutospacing="0" w:lineRule="auto"/>
         <w:ind w:left="720" w:hanging="360"/>
+        <w:rPr/>
       </w:pPr>
       <w:r>
         <w:rPr>
@@ -2731,20 +2693,13 @@
         </w:numPr>
         <w:spacing w:after="0" w:afterAutospacing="0" w:lineRule="auto"/>
         <w:ind w:left="1440" w:hanging="360"/>
-      </w:pPr>
-      <w:r>
-        <w:rPr>
-          <w:i w:val="1"/>
-          <w:iCs w:val="1"/>
-          <w:rtl w:val="0"/>
-        </w:rPr>
-        <w:t xml:space="preserve">Dữ liệu đưa ra:</w:t>
-      </w:r>
-      <w:r>
-        <w:rPr>
-          <w:rtl w:val="0"/>
-        </w:rPr>
-        <w:t xml:space="preserve"> Đổi rule qua chat; Staging ngày 4 nhưng Integration Test ngày 8; 3/5 item Not Done.</w:t>
+        <w:rPr/>
+      </w:pPr>
+      <w:r>
+        <w:rPr>
+          <w:rtl w:val="0"/>
+        </w:rPr>
+        <w:t xml:space="preserve">Dữ liệu đưa ra: Đổi rule qua chat; Staging ngày 4 nhưng Integration Test ngày 8; 3/5 item Not Done.</w:t>
       </w:r>
     </w:p>
     <w:p>
@@ -2755,20 +2710,13 @@
         </w:numPr>
         <w:spacing w:after="0" w:afterAutospacing="0" w:lineRule="auto"/>
         <w:ind w:left="1440" w:hanging="360"/>
-      </w:pPr>
-      <w:r>
-        <w:rPr>
-          <w:i w:val="1"/>
-          <w:iCs w:val="1"/>
-          <w:rtl w:val="0"/>
-        </w:rPr>
-        <w:t xml:space="preserve">Insight:</w:t>
-      </w:r>
-      <w:r>
-        <w:rPr>
-          <w:rtl w:val="0"/>
-        </w:rPr>
-        <w:t xml:space="preserve"> Đổi rule qua chat khiến Dev miss thông tin (dẫn đến lỗi SC-62, 63). Integration test ngày 8 là quá trễ, phát hiện lỗi không kịp sửa, dẫn đến nút thắt cổ chai ở khâu kiểm tra (SC-64).</w:t>
+        <w:rPr/>
+      </w:pPr>
+      <w:r>
+        <w:rPr>
+          <w:rtl w:val="0"/>
+        </w:rPr>
+        <w:t xml:space="preserve">Insight: Đổi rule qua chat khiến Dev miss thông tin (dẫn đến lỗi SC-62, 63). Integration test ngày 8 là quá trễ, phát hiện lỗi không kịp sửa, dẫn đến nút thắt cổ chai ở khâu kiểm tra (SC-64).</w:t>
       </w:r>
     </w:p>
     <w:p>
@@ -2779,6 +2727,7 @@
         </w:numPr>
         <w:spacing w:after="0" w:afterAutospacing="0" w:lineRule="auto"/>
         <w:ind w:left="720" w:hanging="360"/>
+        <w:rPr/>
       </w:pPr>
       <w:r>
         <w:rPr>
@@ -2803,6 +2752,7 @@
         </w:numPr>
         <w:spacing w:after="240" w:lineRule="auto"/>
         <w:ind w:left="720" w:hanging="360"/>
+        <w:rPr/>
       </w:pPr>
       <w:r>
         <w:rPr>
@@ -3472,6 +3422,7 @@
         </w:numPr>
         <w:spacing w:after="0" w:afterAutospacing="0" w:before="240" w:lineRule="auto"/>
         <w:ind w:left="720" w:hanging="360"/>
+        <w:rPr/>
       </w:pPr>
       <w:r>
         <w:rPr>
@@ -3490,20 +3441,13 @@
         </w:numPr>
         <w:spacing w:after="0" w:afterAutospacing="0" w:before="0" w:beforeAutospacing="0" w:lineRule="auto"/>
         <w:ind w:left="1440" w:hanging="360"/>
-      </w:pPr>
-      <w:r>
-        <w:rPr>
-          <w:i w:val="1"/>
-          <w:iCs w:val="1"/>
-          <w:rtl w:val="0"/>
-        </w:rPr>
-        <w:t xml:space="preserve">Quyền cập nhật:</w:t>
-      </w:r>
-      <w:r>
-        <w:rPr>
-          <w:rtl w:val="0"/>
-        </w:rPr>
-        <w:t xml:space="preserve"> Product Owner (PO).</w:t>
+        <w:rPr/>
+      </w:pPr>
+      <w:r>
+        <w:rPr>
+          <w:rtl w:val="0"/>
+        </w:rPr>
+        <w:t xml:space="preserve">Quyền cập nhật: Product Owner (PO).</w:t>
       </w:r>
     </w:p>
     <w:p>
@@ -3514,20 +3458,13 @@
         </w:numPr>
         <w:spacing w:after="0" w:afterAutospacing="0" w:before="0" w:beforeAutospacing="0" w:lineRule="auto"/>
         <w:ind w:left="1440" w:hanging="360"/>
-      </w:pPr>
-      <w:r>
-        <w:rPr>
-          <w:i w:val="1"/>
-          <w:iCs w:val="1"/>
-          <w:rtl w:val="0"/>
-        </w:rPr>
-        <w:t xml:space="preserve">Bằng chứng:</w:t>
-      </w:r>
-      <w:r>
-        <w:rPr>
-          <w:rtl w:val="0"/>
-        </w:rPr>
-        <w:t xml:space="preserve"> Ticket F-04 xuất hiện trong Product Backlog. Nếu được chọn làm trong Sprint 15, bằng chứng là luồng CSKH xem được lịch sử Zalo/Web trên UI.</w:t>
+        <w:rPr/>
+      </w:pPr>
+      <w:r>
+        <w:rPr>
+          <w:rtl w:val="0"/>
+        </w:rPr>
+        <w:t xml:space="preserve">Bằng chứng: Ticket F-04 xuất hiện trong Product Backlog. Nếu được chọn làm trong Sprint 15, bằng chứng là luồng CSKH xem được lịch sử Zalo/Web trên UI.</w:t>
       </w:r>
     </w:p>
     <w:p>
@@ -3538,20 +3475,13 @@
         </w:numPr>
         <w:spacing w:after="0" w:afterAutospacing="0" w:before="0" w:beforeAutospacing="0" w:lineRule="auto"/>
         <w:ind w:left="1440" w:hanging="360"/>
-      </w:pPr>
-      <w:r>
-        <w:rPr>
-          <w:i w:val="1"/>
-          <w:iCs w:val="1"/>
-          <w:rtl w:val="0"/>
-        </w:rPr>
-        <w:t xml:space="preserve">Tiêu chí đo:</w:t>
-      </w:r>
-      <w:r>
-        <w:rPr>
-          <w:rtl w:val="0"/>
-        </w:rPr>
-        <w:t xml:space="preserve"> CSKH giảm thời gian đọc hiểu bối cảnh khách hàng xuống dưới 1 phút.</w:t>
+        <w:rPr/>
+      </w:pPr>
+      <w:r>
+        <w:rPr>
+          <w:rtl w:val="0"/>
+        </w:rPr>
+        <w:t xml:space="preserve">Tiêu chí đo: CSKH giảm thời gian đọc hiểu bối cảnh khách hàng xuống dưới 1 phút.</w:t>
       </w:r>
     </w:p>
     <w:p>
@@ -3562,6 +3492,7 @@
         </w:numPr>
         <w:spacing w:after="0" w:afterAutospacing="0" w:before="0" w:beforeAutospacing="0" w:lineRule="auto"/>
         <w:ind w:left="720" w:hanging="360"/>
+        <w:rPr/>
       </w:pPr>
       <w:r>
         <w:rPr>
@@ -3580,20 +3511,13 @@
         </w:numPr>
         <w:spacing w:after="0" w:afterAutospacing="0" w:before="0" w:beforeAutospacing="0" w:lineRule="auto"/>
         <w:ind w:left="1440" w:hanging="360"/>
-      </w:pPr>
-      <w:r>
-        <w:rPr>
-          <w:i w:val="1"/>
-          <w:iCs w:val="1"/>
-          <w:rtl w:val="0"/>
-        </w:rPr>
-        <w:t xml:space="preserve">Quyền cập nhật:</w:t>
-      </w:r>
-      <w:r>
-        <w:rPr>
-          <w:rtl w:val="0"/>
-        </w:rPr>
-        <w:t xml:space="preserve"> Scrum Master / QA Lead.</w:t>
+        <w:rPr/>
+      </w:pPr>
+      <w:r>
+        <w:rPr>
+          <w:rtl w:val="0"/>
+        </w:rPr>
+        <w:t xml:space="preserve">Quyền cập nhật: Scrum Master / QA Lead.</w:t>
       </w:r>
     </w:p>
     <w:p>
@@ -3604,20 +3528,13 @@
         </w:numPr>
         <w:spacing w:after="0" w:afterAutospacing="0" w:before="0" w:beforeAutospacing="0" w:lineRule="auto"/>
         <w:ind w:left="1440" w:hanging="360"/>
-      </w:pPr>
-      <w:r>
-        <w:rPr>
-          <w:i w:val="1"/>
-          <w:iCs w:val="1"/>
-          <w:rtl w:val="0"/>
-        </w:rPr>
-        <w:t xml:space="preserve">Bằng chứng:</w:t>
-      </w:r>
-      <w:r>
-        <w:rPr>
-          <w:rtl w:val="0"/>
-        </w:rPr>
-        <w:t xml:space="preserve"> Log CI/CD chạy Integration Test hoặc email report vào Ngày thứ 5 của Sprint 15.</w:t>
+        <w:rPr/>
+      </w:pPr>
+      <w:r>
+        <w:rPr>
+          <w:rtl w:val="0"/>
+        </w:rPr>
+        <w:t xml:space="preserve">Bằng chứng: Log CI/CD chạy Integration Test hoặc email report vào Ngày thứ 5 của Sprint 15.</w:t>
       </w:r>
     </w:p>
     <w:p>
@@ -3628,20 +3545,13 @@
         </w:numPr>
         <w:spacing w:after="240" w:before="0" w:beforeAutospacing="0" w:lineRule="auto"/>
         <w:ind w:left="1440" w:hanging="360"/>
-      </w:pPr>
-      <w:r>
-        <w:rPr>
-          <w:i w:val="1"/>
-          <w:iCs w:val="1"/>
-          <w:rtl w:val="0"/>
-        </w:rPr>
-        <w:t xml:space="preserve">Tiêu chí đo:</w:t>
-      </w:r>
-      <w:r>
-        <w:rPr>
-          <w:rtl w:val="0"/>
-        </w:rPr>
-        <w:t xml:space="preserve"> Số lượng lỗi nghiêm trọng phát hiện ở Ngày 8-9 giảm xuống 0 (vì đã được phát hiện và sửa từ Ngày 5-6). Mọi Item đều đủ thời gian Pass DoD. Lên staging thành công, không bị ứ đọng cuối Sprint như SC-64.</w:t>
+        <w:rPr/>
+      </w:pPr>
+      <w:r>
+        <w:rPr>
+          <w:rtl w:val="0"/>
+        </w:rPr>
+        <w:t xml:space="preserve">Tiêu chí đo: Số lượng lỗi nghiêm trọng phát hiện ở Ngày 8-9 giảm xuống 0 (vì đã được phát hiện và sửa từ Ngày 5-6). Mọi Item đều đủ thời gian Pass DoD. Lên staging thành công, không bị ứ đọng cuối Sprint như SC-64.</w:t>
       </w:r>
     </w:p>
     <w:p>

--- a/Tonghop.docx
+++ b/Tonghop.docx
@@ -3395,6 +3395,58 @@
           <w:rtl w:val="0"/>
         </w:rPr>
         <w:t xml:space="preserve">5.1. Sơ đồ Chu trình trực quan</w:t>
+      </w:r>
+    </w:p>
+    <w:p>
+      <w:pPr>
+        <w:spacing w:after="240" w:lineRule="auto"/>
+        <w:rPr>
+          <w:b w:val="1"/>
+          <w:bCs w:val="1"/>
+        </w:rPr>
+      </w:pPr>
+      <w:r>
+        <w:rPr>
+          <w:b w:val="1"/>
+          <w:bCs w:val="1"/>
+        </w:rPr>
+        <w:drawing>
+          <wp:inline distB="114300" distT="114300" distL="114300" distR="114300">
+            <wp:extent cx="952500" cy="6858000"/>
+            <wp:effectExtent b="0" l="0" r="0" t="0"/>
+            <wp:docPr id="1" name="image1.png"/>
+            <a:graphic>
+              <a:graphicData uri="http://schemas.openxmlformats.org/drawingml/2006/picture">
+                <pic:pic>
+                  <pic:nvPicPr>
+                    <pic:cNvPr id="0" name="image1.png"/>
+                    <pic:cNvPicPr preferRelativeResize="0"/>
+                  </pic:nvPicPr>
+                  <pic:blipFill>
+                    <a:blip r:embed="rId6"/>
+                    <a:srcRect b="0" l="0" r="0" t="0"/>
+                    <a:stretch>
+                      <a:fillRect/>
+                    </a:stretch>
+                  </pic:blipFill>
+                  <pic:spPr>
+                    <a:xfrm>
+                      <a:off x="0" y="0"/>
+                      <a:ext cx="952500" cy="6858000"/>
+                    </a:xfrm>
+                    <a:prstGeom prst="rect"/>
+                    <a:ln/>
+                  </pic:spPr>
+                </pic:pic>
+              </a:graphicData>
+            </a:graphic>
+          </wp:inline>
+        </w:drawing>
+      </w:r>
+      <w:r>
+        <w:rPr>
+          <w:rtl w:val="0"/>
+        </w:rPr>
       </w:r>
     </w:p>
     <w:p>
